--- a/fra/docx/009.content.docx
+++ b/fra/docx/009.content.docx
@@ -19,7 +19,7 @@
         <w:rPr>
           <w:lang w:val="fr_FR" w:bidi="fr_FR"/>
         </w:rPr>
-        <w:t>Resource: Dictionnaire biblique (Tyndale)</w:t>
+        <w:t>Resource: Tyndale Open Bible Dictionary</w:t>
       </w:r>
       <w:r>
         <w:rPr>
@@ -112,7 +112,7 @@
         <w:rPr>
           <w:lang w:val="fr_FR" w:bidi="fr_FR"/>
         </w:rPr>
-        <w:t>Dictionnaire biblique (Tyndale)</w:t>
+        <w:t>Tyndale Open Bible Dictionary</w:t>
       </w:r>
     </w:p>
     <w:p>

--- a/fra/docx/009.content.docx
+++ b/fra/docx/009.content.docx
@@ -19,7 +19,7 @@
         <w:rPr>
           <w:lang w:val="fr_FR" w:bidi="fr_FR"/>
         </w:rPr>
-        <w:t>Resource: Tyndale Open Bible Dictionary</w:t>
+        <w:t>Resource: Aquifer Open Bible Dictionary</w:t>
       </w:r>
       <w:r>
         <w:rPr>
@@ -112,7 +112,7 @@
         <w:rPr>
           <w:lang w:val="fr_FR" w:bidi="fr_FR"/>
         </w:rPr>
-        <w:t>Tyndale Open Bible Dictionary</w:t>
+        <w:t>Aquifer Open Bible Dictionary</w:t>
       </w:r>
     </w:p>
     <w:p>

--- a/fra/docx/009.content.docx
+++ b/fra/docx/009.content.docx
@@ -7148,6 +7148,114 @@
         <w:rPr>
           <w:lang w:val="fr_FR" w:bidi="fr_FR"/>
         </w:rPr>
+        <w:t>Inscription de Behistun</w:t>
+      </w:r>
+      <w:r>
+        <w:rPr>
+          <w:lang w:val="fr_FR" w:bidi="fr_FR"/>
+        </w:rPr>
+      </w:r>
+    </w:p>
+    <w:p>
+      <w:pPr/>
+      <w:r>
+        <w:rPr>
+          <w:lang w:val="fr_FR" w:bidi="fr_FR"/>
+        </w:rPr>
+      </w:r>
+      <w:r>
+        <w:rPr>
+          <w:lang w:val="fr_FR" w:bidi="fr_FR"/>
+        </w:rPr>
+        <w:t>Inscription de grande taille gravée sur le versant du mont Behistun, dans l'ancienne Perse. Elle est écrite en trois langues : vieux perse, élamite et akkadien. Elle présente un récit des exploits de Darius I</w:t>
+      </w:r>
+      <w:r>
+        <w:rPr>
+          <w:vertAlign w:val="superscript"/>
+          <w:lang w:val="fr_FR" w:bidi="fr_FR"/>
+        </w:rPr>
+        <w:t>er</w:t>
+      </w:r>
+      <w:r>
+        <w:rPr>
+          <w:lang w:val="fr_FR" w:bidi="fr_FR"/>
+        </w:rPr>
+        <w:t xml:space="preserve">, roi de l’Empire perse. </w:t>
+      </w:r>
+    </w:p>
+    <w:p>
+      <w:pPr/>
+      <w:r>
+        <w:rPr>
+          <w:lang w:val="fr_FR" w:bidi="fr_FR"/>
+        </w:rPr>
+      </w:r>
+      <w:r>
+        <w:rPr>
+          <w:lang w:val="fr_FR" w:bidi="fr_FR"/>
+        </w:rPr>
+        <w:t>Cette inscription est la clé qui a permis de mieux comprendre l’écriture cunéiforme, dans laquelle plusieurs langues anciennes étaient écrites.</w:t>
+      </w:r>
+    </w:p>
+    <w:p>
+      <w:pPr/>
+      <w:r>
+        <w:rPr>
+          <w:lang w:val="fr_FR" w:bidi="fr_FR"/>
+        </w:rPr>
+      </w:r>
+      <w:r>
+        <w:rPr>
+          <w:i/>
+          <w:lang w:val="fr_FR" w:bidi="fr_FR"/>
+        </w:rPr>
+        <w:t>Voir</w:t>
+      </w:r>
+      <w:r>
+        <w:rPr>
+          <w:lang w:val="fr_FR" w:bidi="fr_FR"/>
+        </w:rPr>
+        <w:t xml:space="preserve"> </w:t>
+      </w:r>
+      <w:r>
+        <w:rPr>
+          <w:lang w:val="fr_FR" w:bidi="fr_FR"/>
+        </w:rPr>
+        <w:t>inscriptions</w:t>
+      </w:r>
+      <w:r>
+        <w:rPr>
+          <w:lang w:val="fr_FR" w:bidi="fr_FR"/>
+        </w:rPr>
+        <w:t>.</w:t>
+      </w:r>
+      <w:r>
+        <w:rPr>
+          <w:lang w:val="fr_FR" w:bidi="fr_FR"/>
+        </w:rPr>
+      </w:r>
+      <w:r>
+        <w:rPr>
+          <w:lang w:val="fr_FR" w:bidi="fr_FR"/>
+        </w:rPr>
+      </w:r>
+    </w:p>
+    <w:p>
+      <w:pPr/>
+      <w:r>
+        <w:rPr>
+          <w:lang w:val="fr_FR" w:bidi="fr_FR"/>
+        </w:rPr>
+      </w:r>
+    </w:p>
+    <w:p>
+      <w:pPr>
+        <w:pStyle w:val="Heading2"/>
+      </w:pPr>
+      <w:r>
+        <w:rPr>
+          <w:lang w:val="fr_FR" w:bidi="fr_FR"/>
+        </w:rPr>
         <w:t>Inscription Gallion</w:t>
       </w:r>
       <w:r>
@@ -10700,6 +10808,62 @@
           <w:lang w:val="fr_FR" w:bidi="fr_FR"/>
         </w:rPr>
         <w:t xml:space="preserve"> mentionne deux types différents de cymbales. Nous ne savons pas en quoi ces cymbales différaient. Elles pouvaient être de tailles différentes ou fabriquées à partir de matériaux différents.</w:t>
+      </w:r>
+      <w:r>
+        <w:rPr>
+          <w:lang w:val="fr_FR" w:bidi="fr_FR"/>
+        </w:rPr>
+      </w:r>
+      <w:r>
+        <w:rPr>
+          <w:lang w:val="fr_FR" w:bidi="fr_FR"/>
+        </w:rPr>
+      </w:r>
+    </w:p>
+    <w:p>
+      <w:pPr/>
+      <w:r>
+        <w:rPr>
+          <w:lang w:val="fr_FR" w:bidi="fr_FR"/>
+        </w:rPr>
+      </w:r>
+    </w:p>
+    <w:p>
+      <w:pPr>
+        <w:pStyle w:val="Heading2"/>
+      </w:pPr>
+      <w:r>
+        <w:rPr>
+          <w:lang w:val="fr_FR" w:bidi="fr_FR"/>
+        </w:rPr>
+        <w:t>intendant</w:t>
+      </w:r>
+      <w:r>
+        <w:rPr>
+          <w:lang w:val="fr_FR" w:bidi="fr_FR"/>
+        </w:rPr>
+      </w:r>
+    </w:p>
+    <w:p>
+      <w:pPr/>
+      <w:r>
+        <w:rPr>
+          <w:lang w:val="fr_FR" w:bidi="fr_FR"/>
+        </w:rPr>
+      </w:r>
+      <w:r>
+        <w:rPr>
+          <w:lang w:val="fr_FR" w:bidi="fr_FR"/>
+        </w:rPr>
+        <w:t>Fonctionnaire de haut rang au service du roi dans Daniel 1.11, 14, 16.</w:t>
+      </w:r>
+    </w:p>
+    <w:p>
+      <w:pPr/>
+      <w:r>
+        <w:rPr>
+          <w:lang w:val="fr_FR" w:bidi="fr_FR"/>
+        </w:rPr>
       </w:r>
       <w:r>
         <w:rPr>
